--- a/Project_report/SDP_Project_Report.docx
+++ b/Project_report/SDP_Project_Report.docx
@@ -2,7 +2,200 @@
 <file path=word/document.xml><?xml version="1.0" encoding="utf-8"?>
 <w:document xmlns:wpc="http://schemas.microsoft.com/office/word/2010/wordprocessingCanvas" xmlns:mo="http://schemas.microsoft.com/office/mac/office/2008/main" xmlns:mc="http://schemas.openxmlformats.org/markup-compatibility/2006" xmlns:mv="urn:schemas-microsoft-com:mac:vml" xmlns:o="urn:schemas-microsoft-com:office:office" xmlns:r="http://schemas.openxmlformats.org/officeDocument/2006/relationships" xmlns:m="http://schemas.openxmlformats.org/officeDocument/2006/math" xmlns:v="urn:schemas-microsoft-com:vml" xmlns:wp14="http://schemas.microsoft.com/office/word/2010/wordprocessingDrawing" xmlns:wp="http://schemas.openxmlformats.org/drawingml/2006/wordprocessingDrawing" xmlns:w10="urn:schemas-microsoft-com:office:word" xmlns:w="http://schemas.openxmlformats.org/wordprocessingml/2006/main" xmlns:w14="http://schemas.microsoft.com/office/word/2010/wordml" xmlns:wpg="http://schemas.microsoft.com/office/word/2010/wordprocessingGroup" xmlns:wpi="http://schemas.microsoft.com/office/word/2010/wordprocessingInk" xmlns:wne="http://schemas.microsoft.com/office/word/2006/wordml" xmlns:wps="http://schemas.microsoft.com/office/word/2010/wordprocessingShape" mc:Ignorable="w14 wp14">
   <w:body>
-    <w:p/>
+    <w:p>
+      <w:pPr>
+        <w:spacing w:before="0" w:after="198"/>
+      </w:pPr>
+    </w:p>
+    <w:p>
+      <w:pPr>
+        <w:jc w:val="center"/>
+      </w:pPr>
+      <w:r>
+        <w:rPr>
+          <w:rFonts w:ascii="Times New Roman" w:hAnsi="Times New Roman"/>
+          <w:b w:val="0"/>
+          <w:sz w:val="32"/>
+        </w:rPr>
+        <w:t>A</w:t>
+      </w:r>
+    </w:p>
+    <w:p>
+      <w:pPr>
+        <w:jc w:val="center"/>
+      </w:pPr>
+      <w:r>
+        <w:rPr>
+          <w:rFonts w:ascii="Times New Roman" w:hAnsi="Times New Roman"/>
+          <w:b w:val="0"/>
+          <w:sz w:val="40"/>
+        </w:rPr>
+        <w:t>Project Report On</w:t>
+      </w:r>
+    </w:p>
+    <w:p>
+      <w:pPr>
+        <w:jc w:val="center"/>
+      </w:pPr>
+      <w:r>
+        <w:rPr>
+          <w:rFonts w:ascii="Times New Roman" w:hAnsi="Times New Roman"/>
+          <w:b/>
+          <w:sz w:val="48"/>
+        </w:rPr>
+        <w:t>Real-Time AI-Based Suspicious Activity Detection System</w:t>
+      </w:r>
+    </w:p>
+    <w:p>
+      <w:pPr>
+        <w:spacing w:before="0" w:after="397"/>
+      </w:pPr>
+    </w:p>
+    <w:p>
+      <w:pPr>
+        <w:jc w:val="center"/>
+      </w:pPr>
+      <w:r>
+        <w:rPr>
+          <w:rFonts w:ascii="Times New Roman" w:hAnsi="Times New Roman"/>
+          <w:b w:val="0"/>
+          <w:sz w:val="30"/>
+        </w:rPr>
+        <w:t>By</w:t>
+      </w:r>
+    </w:p>
+    <w:p>
+      <w:pPr>
+        <w:jc w:val="center"/>
+      </w:pPr>
+      <w:r>
+        <w:rPr>
+          <w:rFonts w:ascii="Times New Roman" w:hAnsi="Times New Roman"/>
+          <w:b w:val="0"/>
+          <w:sz w:val="30"/>
+        </w:rPr>
+        <w:t>Apoorv Jadav (CE-095) (24CEUBS906)</w:t>
+      </w:r>
+    </w:p>
+    <w:p>
+      <w:pPr>
+        <w:jc w:val="center"/>
+      </w:pPr>
+      <w:r>
+        <w:rPr>
+          <w:rFonts w:ascii="Times New Roman" w:hAnsi="Times New Roman"/>
+          <w:b w:val="0"/>
+          <w:sz w:val="30"/>
+        </w:rPr>
+        <w:t>Ronak Maniya (CE-036) (23CEUOG085)</w:t>
+      </w:r>
+    </w:p>
+    <w:p>
+      <w:pPr>
+        <w:spacing w:before="0" w:after="312"/>
+      </w:pPr>
+    </w:p>
+    <w:p>
+      <w:pPr>
+        <w:jc w:val="center"/>
+      </w:pPr>
+      <w:r>
+        <w:rPr>
+          <w:rFonts w:ascii="Times New Roman" w:hAnsi="Times New Roman"/>
+          <w:b w:val="0"/>
+          <w:sz w:val="28"/>
+        </w:rPr>
+        <w:t>of</w:t>
+      </w:r>
+    </w:p>
+    <w:p>
+      <w:pPr>
+        <w:jc w:val="center"/>
+      </w:pPr>
+      <w:r>
+        <w:rPr>
+          <w:rFonts w:ascii="Times New Roman" w:hAnsi="Times New Roman"/>
+          <w:b w:val="0"/>
+          <w:sz w:val="30"/>
+        </w:rPr>
+        <w:t>B.Tech CE , Semester VI</w:t>
+      </w:r>
+    </w:p>
+    <w:p>
+      <w:pPr>
+        <w:jc w:val="center"/>
+      </w:pPr>
+      <w:r>
+        <w:rPr>
+          <w:rFonts w:ascii="Times New Roman" w:hAnsi="Times New Roman"/>
+          <w:b/>
+          <w:sz w:val="30"/>
+        </w:rPr>
+        <w:t>Subject: System Design Practice</w:t>
+      </w:r>
+    </w:p>
+    <w:p>
+      <w:pPr>
+        <w:spacing w:before="0" w:after="454"/>
+      </w:pPr>
+    </w:p>
+    <w:p>
+      <w:pPr>
+        <w:jc w:val="center"/>
+      </w:pPr>
+      <w:r>
+        <w:rPr>
+          <w:rFonts w:ascii="Times New Roman" w:hAnsi="Times New Roman"/>
+          <w:b/>
+          <w:sz w:val="32"/>
+        </w:rPr>
+        <w:t>Guided by:</w:t>
+      </w:r>
+    </w:p>
+    <w:p>
+      <w:pPr>
+        <w:jc w:val="center"/>
+      </w:pPr>
+      <w:r>
+        <w:rPr>
+          <w:rFonts w:ascii="Times New Roman" w:hAnsi="Times New Roman"/>
+          <w:b w:val="0"/>
+          <w:sz w:val="30"/>
+        </w:rPr>
+        <w:t>Dr. Hariom A. Pandya</w:t>
+      </w:r>
+    </w:p>
+    <w:p>
+      <w:pPr>
+        <w:jc w:val="center"/>
+      </w:pPr>
+      <w:r>
+        <w:rPr>
+          <w:rFonts w:ascii="Times New Roman" w:hAnsi="Times New Roman"/>
+          <w:b w:val="0"/>
+          <w:sz w:val="30"/>
+        </w:rPr>
+        <w:t>Associate Professor</w:t>
+      </w:r>
+    </w:p>
+    <w:p>
+      <w:pPr>
+        <w:jc w:val="center"/>
+      </w:pPr>
+      <w:r>
+        <w:rPr>
+          <w:rFonts w:ascii="Times New Roman" w:hAnsi="Times New Roman"/>
+          <w:b w:val="0"/>
+          <w:sz w:val="30"/>
+        </w:rPr>
+        <w:t>CE Department</w:t>
+      </w:r>
+    </w:p>
+    <w:p>
+      <w:pPr>
+        <w:spacing w:before="0" w:after="397"/>
+      </w:pPr>
+    </w:p>
     <w:p>
       <w:pPr>
         <w:jc w:val="center"/>
@@ -10,7 +203,7 @@
       <w:r>
         <w:drawing>
           <wp:inline xmlns:a="http://schemas.openxmlformats.org/drawingml/2006/main" xmlns:pic="http://schemas.openxmlformats.org/drawingml/2006/picture">
-            <wp:extent cx="2011680" cy="2011680"/>
+            <wp:extent cx="1417320" cy="1417320"/>
             <wp:docPr id="1" name="Picture 1"/>
             <wp:cNvGraphicFramePr>
               <a:graphicFrameLocks noChangeAspect="1"/>
@@ -31,7 +224,7 @@
                   <pic:spPr>
                     <a:xfrm>
                       <a:off x="0" y="0"/>
-                      <a:ext cx="2011680" cy="2011680"/>
+                      <a:ext cx="1417320" cy="1417320"/>
                     </a:xfrm>
                     <a:prstGeom prst="rect"/>
                   </pic:spPr>
@@ -42,7 +235,120 @@
         </w:drawing>
       </w:r>
     </w:p>
-    <w:p/>
+    <w:p>
+      <w:pPr>
+        <w:spacing w:before="0" w:after="312"/>
+      </w:pPr>
+    </w:p>
+    <w:p>
+      <w:pPr>
+        <w:jc w:val="center"/>
+      </w:pPr>
+      <w:r>
+        <w:rPr>
+          <w:rFonts w:ascii="Times New Roman" w:hAnsi="Times New Roman"/>
+          <w:b w:val="0"/>
+          <w:sz w:val="28"/>
+        </w:rPr>
+        <w:t>Faculty of Technology</w:t>
+      </w:r>
+    </w:p>
+    <w:p>
+      <w:pPr>
+        <w:jc w:val="center"/>
+      </w:pPr>
+      <w:r>
+        <w:rPr>
+          <w:rFonts w:ascii="Times New Roman" w:hAnsi="Times New Roman"/>
+          <w:b w:val="0"/>
+          <w:sz w:val="28"/>
+        </w:rPr>
+        <w:t>Department of Computer Engineering</w:t>
+      </w:r>
+    </w:p>
+    <w:p>
+      <w:pPr>
+        <w:jc w:val="center"/>
+      </w:pPr>
+      <w:r>
+        <w:rPr>
+          <w:rFonts w:ascii="Times New Roman" w:hAnsi="Times New Roman"/>
+          <w:b w:val="0"/>
+          <w:sz w:val="28"/>
+        </w:rPr>
+        <w:t>Dharmsinh Desai University</w:t>
+      </w:r>
+    </w:p>
+    <w:p>
+      <w:pPr>
+        <w:jc w:val="center"/>
+      </w:pPr>
+      <w:r>
+        <w:rPr>
+          <w:rFonts w:ascii="Times New Roman" w:hAnsi="Times New Roman"/>
+          <w:b w:val="0"/>
+          <w:sz w:val="28"/>
+        </w:rPr>
+        <w:t>College Road</w:t>
+      </w:r>
+    </w:p>
+    <w:p>
+      <w:pPr>
+        <w:jc w:val="center"/>
+      </w:pPr>
+      <w:r>
+        <w:rPr>
+          <w:rFonts w:ascii="Times New Roman" w:hAnsi="Times New Roman"/>
+          <w:b w:val="0"/>
+          <w:sz w:val="28"/>
+        </w:rPr>
+        <w:t>Nadiad - 387001</w:t>
+      </w:r>
+    </w:p>
+    <w:p>
+      <w:r>
+        <w:br w:type="page"/>
+      </w:r>
+    </w:p>
+    <w:p>
+      <w:pPr>
+        <w:jc w:val="center"/>
+      </w:pPr>
+      <w:r>
+        <w:drawing>
+          <wp:inline xmlns:a="http://schemas.openxmlformats.org/drawingml/2006/main" xmlns:pic="http://schemas.openxmlformats.org/drawingml/2006/picture">
+            <wp:extent cx="1417320" cy="1417320"/>
+            <wp:docPr id="2" name="Picture 2"/>
+            <wp:cNvGraphicFramePr>
+              <a:graphicFrameLocks noChangeAspect="1"/>
+            </wp:cNvGraphicFramePr>
+            <a:graphic>
+              <a:graphicData uri="http://schemas.openxmlformats.org/drawingml/2006/picture">
+                <pic:pic>
+                  <pic:nvPicPr>
+                    <pic:cNvPr id="0" name="ddu_logo.png"/>
+                    <pic:cNvPicPr/>
+                  </pic:nvPicPr>
+                  <pic:blipFill>
+                    <a:blip r:embed="rId9"/>
+                    <a:stretch>
+                      <a:fillRect/>
+                    </a:stretch>
+                  </pic:blipFill>
+                  <pic:spPr>
+                    <a:xfrm>
+                      <a:off x="0" y="0"/>
+                      <a:ext cx="1417320" cy="1417320"/>
+                    </a:xfrm>
+                    <a:prstGeom prst="rect"/>
+                  </pic:spPr>
+                </pic:pic>
+              </a:graphicData>
+            </a:graphic>
+          </wp:inline>
+        </w:drawing>
+      </w:r>
+    </w:p>
     <w:p>
       <w:pPr>
         <w:jc w:val="center"/>
@@ -51,11 +357,34 @@
         <w:rPr>
           <w:rFonts w:ascii="Times New Roman" w:hAnsi="Times New Roman"/>
           <w:b/>
-          <w:color w:val="003366"/>
-          <w:sz w:val="32"/>
-        </w:rPr>
-        <w:t>Faculty of Technology</w:t>
-      </w:r>
+          <w:sz w:val="44"/>
+          <w:u w:val="single"/>
+        </w:rPr>
+        <w:t>CERTIFICATE</w:t>
+      </w:r>
+    </w:p>
+    <w:p>
+      <w:pPr>
+        <w:spacing w:before="0" w:after="454"/>
+      </w:pPr>
+    </w:p>
+    <w:p>
+      <w:pPr>
+        <w:ind w:firstLine="454"/>
+        <w:jc w:val="both"/>
+      </w:pPr>
+      <w:r>
+        <w:rPr>
+          <w:rFonts w:ascii="Times New Roman" w:hAnsi="Times New Roman"/>
+          <w:sz w:val="28"/>
+        </w:rPr>
+        <w:t>This is to certify that the practical/term work carried out in the subject of System Design Practice and recorded in this report is the bonafide work of</w:t>
+      </w:r>
+    </w:p>
+    <w:p>
+      <w:pPr>
+        <w:spacing w:before="0" w:after="255"/>
+      </w:pPr>
     </w:p>
     <w:p>
       <w:pPr>
@@ -65,10 +394,9 @@
         <w:rPr>
           <w:rFonts w:ascii="Times New Roman" w:hAnsi="Times New Roman"/>
           <w:b/>
-          <w:color w:val="003366"/>
           <w:sz w:val="30"/>
         </w:rPr>
-        <w:t>Department of Computer Engineering</w:t>
+        <w:t>Apoorv Jadav (CE-095) (24CEUBS906)</w:t>
       </w:r>
     </w:p>
     <w:p>
@@ -79,96 +407,39 @@
         <w:rPr>
           <w:rFonts w:ascii="Times New Roman" w:hAnsi="Times New Roman"/>
           <w:b/>
-          <w:color w:val="003366"/>
-          <w:sz w:val="32"/>
-        </w:rPr>
-        <w:t>Dharmsinh Desai University</w:t>
-      </w:r>
-    </w:p>
-    <w:p/>
-    <w:p>
-      <w:pPr>
-        <w:jc w:val="center"/>
+          <w:sz w:val="30"/>
+        </w:rPr>
+        <w:t>Ronak Maniya (CE-036) (23CEUOG085)</w:t>
+      </w:r>
+    </w:p>
+    <w:p>
+      <w:pPr>
+        <w:spacing w:before="0" w:after="312"/>
+      </w:pPr>
+    </w:p>
+    <w:p>
+      <w:pPr>
+        <w:ind w:firstLine="454"/>
+        <w:jc w:val="both"/>
       </w:pPr>
       <w:r>
         <w:rPr>
           <w:rFonts w:ascii="Times New Roman" w:hAnsi="Times New Roman"/>
           <w:sz w:val="28"/>
         </w:rPr>
-        <w:t>Subject: System Design Practice (SDP)</w:t>
-      </w:r>
-    </w:p>
-    <w:p>
-      <w:pPr>
-        <w:jc w:val="center"/>
-      </w:pPr>
-      <w:r>
-        <w:rPr>
-          <w:rFonts w:ascii="Times New Roman" w:hAnsi="Times New Roman"/>
-          <w:sz w:val="24"/>
-        </w:rPr>
-        <w:t>Academic Year: 2025-26 | 6th Semester</w:t>
-      </w:r>
-    </w:p>
-    <w:p/>
-    <w:p/>
-    <w:p>
-      <w:pPr>
-        <w:jc w:val="center"/>
-      </w:pPr>
-      <w:r>
-        <w:rPr>
-          <w:rFonts w:ascii="Times New Roman" w:hAnsi="Times New Roman"/>
-          <w:b/>
-          <w:sz w:val="40"/>
-        </w:rPr>
-        <w:t>Project Report</w:t>
-      </w:r>
-    </w:p>
-    <w:p/>
-    <w:p>
-      <w:pPr>
-        <w:jc w:val="center"/>
-      </w:pPr>
-      <w:r>
-        <w:rPr>
-          <w:rFonts w:ascii="Times New Roman" w:hAnsi="Times New Roman"/>
-          <w:b/>
-          <w:color w:val="003366"/>
-          <w:sz w:val="36"/>
-        </w:rPr>
-        <w:t>Real-Time AI-Based Suspicious Activity Detection System</w:t>
-      </w:r>
-    </w:p>
-    <w:p/>
-    <w:p/>
-    <w:p>
-      <w:pPr>
-        <w:jc w:val="center"/>
-      </w:pPr>
-      <w:r>
-        <w:rPr>
-          <w:rFonts w:ascii="Times New Roman" w:hAnsi="Times New Roman"/>
-          <w:b/>
-          <w:sz w:val="28"/>
-        </w:rPr>
-        <w:t>Group 3</w:t>
-      </w:r>
-    </w:p>
-    <w:p/>
+        <w:t>Of B.Tech semester VI in the branch of Computer Engineering during the academic year 2025-2026.</w:t>
+      </w:r>
+    </w:p>
+    <w:p>
+      <w:pPr>
+        <w:spacing w:before="0" w:after="2041"/>
+      </w:pPr>
+    </w:p>
     <w:tbl>
       <w:tblPr>
         <w:tblW w:type="auto" w:w="0"/>
         <w:jc w:val="center"/>
         <w:tblLook w:firstColumn="1" w:firstRow="1" w:lastColumn="0" w:lastRow="0" w:noHBand="0" w:noVBand="1" w:val="04A0"/>
-        <w:tblBorders>
-          <w:top w:val="single" w:sz="4" w:space="0" w:color="000000"/>
-          <w:left w:val="single" w:sz="4" w:space="0" w:color="000000"/>
-          <w:bottom w:val="single" w:sz="4" w:space="0" w:color="000000"/>
-          <w:right w:val="single" w:sz="4" w:space="0" w:color="000000"/>
-          <w:insideH w:val="single" w:sz="4" w:space="0" w:color="000000"/>
-          <w:insideV w:val="single" w:sz="4" w:space="0" w:color="000000"/>
-        </w:tblBorders>
       </w:tblPr>
       <w:tblGrid>
         <w:gridCol w:w="4513"/>
@@ -178,59 +449,23 @@
         <w:tc>
           <w:tcPr>
             <w:tcW w:type="dxa" w:w="4513"/>
-            <w:shd w:fill="003366" w:val="clear"/>
           </w:tcPr>
           <w:p>
             <w:pPr>
-              <w:jc w:val="center"/>
-            </w:pPr>
-            <w:r>
-              <w:rPr>
-                <w:rFonts w:ascii="Times New Roman" w:hAnsi="Times New Roman"/>
-                <w:b/>
-                <w:color w:val="FFFFFF"/>
-                <w:sz w:val="22"/>
-              </w:rPr>
-              <w:t>Student Name</w:t>
-            </w:r>
-          </w:p>
-        </w:tc>
-        <w:tc>
-          <w:tcPr>
-            <w:tcW w:type="dxa" w:w="4513"/>
-            <w:shd w:fill="003366" w:val="clear"/>
-          </w:tcPr>
-          <w:p>
-            <w:pPr>
-              <w:jc w:val="center"/>
-            </w:pPr>
-            <w:r>
-              <w:rPr>
-                <w:rFonts w:ascii="Times New Roman" w:hAnsi="Times New Roman"/>
-                <w:b/>
-                <w:color w:val="FFFFFF"/>
-                <w:sz w:val="22"/>
-              </w:rPr>
-              <w:t>Enrollment No.</w:t>
-            </w:r>
-          </w:p>
-        </w:tc>
-      </w:tr>
-      <w:tr>
-        <w:tc>
-          <w:tcPr>
-            <w:tcW w:type="dxa" w:w="4513"/>
-          </w:tcPr>
-          <w:p>
-            <w:pPr>
-              <w:jc w:val="center"/>
+              <w:jc w:val="left"/>
             </w:pPr>
             <w:r>
               <w:rPr>
                 <w:rFonts w:ascii="Times New Roman" w:hAnsi="Times New Roman"/>
                 <w:sz w:val="22"/>
               </w:rPr>
-              <w:t>Apoorv Jadav</w:t>
+              <w:t>Dr. Hariom A. Pandya,</w:t>
+              <w:br/>
+              <w:t>Associate Professor,</w:t>
+              <w:br/>
+              <w:t>CE Department,</w:t>
+              <w:br/>
+              <w:t>Dharmsinh Desai University, Nadiad.</w:t>
             </w:r>
           </w:p>
         </w:tc>
@@ -240,69 +475,25 @@
           </w:tcPr>
           <w:p>
             <w:pPr>
-              <w:jc w:val="center"/>
+              <w:jc w:val="right"/>
             </w:pPr>
             <w:r>
               <w:rPr>
                 <w:rFonts w:ascii="Times New Roman" w:hAnsi="Times New Roman"/>
                 <w:sz w:val="22"/>
               </w:rPr>
-              <w:t>24CEUBS906</w:t>
-            </w:r>
-          </w:p>
-        </w:tc>
-      </w:tr>
-      <w:tr>
-        <w:tc>
-          <w:tcPr>
-            <w:tcW w:type="dxa" w:w="4513"/>
-          </w:tcPr>
-          <w:p>
-            <w:pPr>
-              <w:jc w:val="center"/>
-            </w:pPr>
-            <w:r>
-              <w:rPr>
-                <w:rFonts w:ascii="Times New Roman" w:hAnsi="Times New Roman"/>
-                <w:sz w:val="22"/>
-              </w:rPr>
-              <w:t>Ronak Maniya</w:t>
-            </w:r>
-          </w:p>
-        </w:tc>
-        <w:tc>
-          <w:tcPr>
-            <w:tcW w:type="dxa" w:w="4513"/>
-          </w:tcPr>
-          <w:p>
-            <w:pPr>
-              <w:jc w:val="center"/>
-            </w:pPr>
-            <w:r>
-              <w:rPr>
-                <w:rFonts w:ascii="Times New Roman" w:hAnsi="Times New Roman"/>
-                <w:sz w:val="22"/>
-              </w:rPr>
-              <w:t>23CEUOG085</w:t>
+              <w:t>Dr. C.K. Bhensdadia,</w:t>
+              <w:br/>
+              <w:t>Head,</w:t>
+              <w:br/>
+              <w:t>CE Department,</w:t>
+              <w:br/>
+              <w:t>Dharmsinh Desai University, Nadiad.</w:t>
             </w:r>
           </w:p>
         </w:tc>
       </w:tr>
     </w:tbl>
-    <w:p/>
-    <w:p>
-      <w:pPr>
-        <w:jc w:val="center"/>
-      </w:pPr>
-      <w:r>
-        <w:rPr>
-          <w:rFonts w:ascii="Times New Roman" w:hAnsi="Times New Roman"/>
-          <w:b/>
-          <w:sz w:val="26"/>
-        </w:rPr>
-        <w:t>Project Guide: Prof. Hariom Pandya</w:t>
-      </w:r>
-    </w:p>
     <w:p>
       <w:r>
         <w:br w:type="page"/>
@@ -2621,7 +2812,7 @@
         <w:drawing>
           <wp:inline xmlns:a="http://schemas.openxmlformats.org/drawingml/2006/main" xmlns:pic="http://schemas.openxmlformats.org/drawingml/2006/picture">
             <wp:extent cx="5303520" cy="4099143"/>
-            <wp:docPr id="2" name="Picture 2"/>
+            <wp:docPr id="3" name="Picture 3"/>
             <wp:cNvGraphicFramePr>
               <a:graphicFrameLocks noChangeAspect="1"/>
             </wp:cNvGraphicFramePr>
@@ -2917,7 +3108,7 @@
         <w:drawing>
           <wp:inline xmlns:a="http://schemas.openxmlformats.org/drawingml/2006/main" xmlns:pic="http://schemas.openxmlformats.org/drawingml/2006/picture">
             <wp:extent cx="5029200" cy="4618076"/>
-            <wp:docPr id="3" name="Picture 3"/>
+            <wp:docPr id="4" name="Picture 4"/>
             <wp:cNvGraphicFramePr>
               <a:graphicFrameLocks noChangeAspect="1"/>
             </wp:cNvGraphicFramePr>
@@ -8775,7 +8966,7 @@
         <w:drawing>
           <wp:inline xmlns:a="http://schemas.openxmlformats.org/drawingml/2006/main" xmlns:pic="http://schemas.openxmlformats.org/drawingml/2006/picture">
             <wp:extent cx="5303520" cy="2555634"/>
-            <wp:docPr id="4" name="Picture 4"/>
+            <wp:docPr id="5" name="Picture 5"/>
             <wp:cNvGraphicFramePr>
               <a:graphicFrameLocks noChangeAspect="1"/>
             </wp:cNvGraphicFramePr>
@@ -8828,7 +9019,7 @@
         <w:drawing>
           <wp:inline xmlns:a="http://schemas.openxmlformats.org/drawingml/2006/main" xmlns:pic="http://schemas.openxmlformats.org/drawingml/2006/picture">
             <wp:extent cx="5303520" cy="2688222"/>
-            <wp:docPr id="5" name="Picture 5"/>
+            <wp:docPr id="6" name="Picture 6"/>
             <wp:cNvGraphicFramePr>
               <a:graphicFrameLocks noChangeAspect="1"/>
             </wp:cNvGraphicFramePr>
@@ -8881,7 +9072,7 @@
         <w:drawing>
           <wp:inline xmlns:a="http://schemas.openxmlformats.org/drawingml/2006/main" xmlns:pic="http://schemas.openxmlformats.org/drawingml/2006/picture">
             <wp:extent cx="5303520" cy="2549004"/>
-            <wp:docPr id="6" name="Picture 6"/>
+            <wp:docPr id="7" name="Picture 7"/>
             <wp:cNvGraphicFramePr>
               <a:graphicFrameLocks noChangeAspect="1"/>
             </wp:cNvGraphicFramePr>
@@ -8934,7 +9125,7 @@
         <w:drawing>
           <wp:inline xmlns:a="http://schemas.openxmlformats.org/drawingml/2006/main" xmlns:pic="http://schemas.openxmlformats.org/drawingml/2006/picture">
             <wp:extent cx="5303520" cy="2674963"/>
-            <wp:docPr id="7" name="Picture 7"/>
+            <wp:docPr id="8" name="Picture 8"/>
             <wp:cNvGraphicFramePr>
               <a:graphicFrameLocks noChangeAspect="1"/>
             </wp:cNvGraphicFramePr>
@@ -8987,7 +9178,7 @@
         <w:drawing>
           <wp:inline xmlns:a="http://schemas.openxmlformats.org/drawingml/2006/main" xmlns:pic="http://schemas.openxmlformats.org/drawingml/2006/picture">
             <wp:extent cx="5303520" cy="2515857"/>
-            <wp:docPr id="8" name="Picture 8"/>
+            <wp:docPr id="9" name="Picture 9"/>
             <wp:cNvGraphicFramePr>
               <a:graphicFrameLocks noChangeAspect="1"/>
             </wp:cNvGraphicFramePr>
@@ -9040,7 +9231,7 @@
         <w:drawing>
           <wp:inline xmlns:a="http://schemas.openxmlformats.org/drawingml/2006/main" xmlns:pic="http://schemas.openxmlformats.org/drawingml/2006/picture">
             <wp:extent cx="5303520" cy="2688222"/>
-            <wp:docPr id="9" name="Picture 9"/>
+            <wp:docPr id="10" name="Picture 10"/>
             <wp:cNvGraphicFramePr>
               <a:graphicFrameLocks noChangeAspect="1"/>
             </wp:cNvGraphicFramePr>
@@ -9093,7 +9284,7 @@
         <w:drawing>
           <wp:inline xmlns:a="http://schemas.openxmlformats.org/drawingml/2006/main" xmlns:pic="http://schemas.openxmlformats.org/drawingml/2006/picture">
             <wp:extent cx="5303520" cy="2781033"/>
-            <wp:docPr id="10" name="Picture 10"/>
+            <wp:docPr id="11" name="Picture 11"/>
             <wp:cNvGraphicFramePr>
               <a:graphicFrameLocks noChangeAspect="1"/>
             </wp:cNvGraphicFramePr>
